--- a/informe/informe.docx
+++ b/informe/informe.docx
@@ -166,7 +166,7 @@
           <w:color w:val="000000"/>
           <w:sz w:val="22"/>
         </w:rPr>
-        <w:t>Docentes: IDI A. Isaac Millan, Jorge W. Gonzalez Sanchez, Carlos E. Restrepo Mejia</w:t>
+        <w:t>Docentes: Idi A. Isaac Millan, Jorge W. Gonzalez Sanchez, Carlos E. Restrepo Mejia</w:t>
       </w:r>
     </w:p>
     <w:p>
@@ -185,7 +185,7 @@
           <w:color w:val="000000"/>
           <w:sz w:val="22"/>
         </w:rPr>
-        <w:t>26 de octubre de 2026</w:t>
+        <w:t>27 de octubre de 2026</w:t>
       </w:r>
     </w:p>
     <w:p>
